--- a/documents/files/reproduction.docx
+++ b/documents/files/reproduction.docx
@@ -2,13 +2,28 @@
 <file path=word/document.xml><?xml version="1.0" encoding="utf-8"?>
 <w:document xmlns:w="http://schemas.openxmlformats.org/wordprocessingml/2006/main" xmlns:m="http://schemas.openxmlformats.org/officeDocument/2006/math" xmlns:r="http://schemas.openxmlformats.org/officeDocument/2006/relationships" xmlns:o="urn:schemas-microsoft-com:office:office" xmlns:v="urn:schemas-microsoft-com:vml" xmlns:w10="urn:schemas-microsoft-com:office:word" xmlns:a="http://schemas.openxmlformats.org/drawingml/2006/main" xmlns:pic="http://schemas.openxmlformats.org/drawingml/2006/picture" xmlns:wp="http://schemas.openxmlformats.org/drawingml/2006/wordprocessingDrawing">
   <w:body>
-    <w:bookmarkStart w:id="37" w:name="dani-net-复现基于重复轨道-insar-的合成训练流程"/>
-    <w:p>
-      <w:pPr>
-        <w:pStyle w:val="Heading1"/>
-      </w:pPr>
-      <w:r>
-        <w:t xml:space="preserve">DANI-NET 复现：基于重复轨道 InSAR 的合成训练流程</w:t>
+    <w:p>
+      <w:pPr>
+        <w:pStyle w:val="Title"/>
+      </w:pPr>
+      <w:r>
+        <w:t xml:space="preserve">复现说明</w:t>
+      </w:r>
+    </w:p>
+    <w:p>
+      <w:pPr>
+        <w:pStyle w:val="Subtitle"/>
+      </w:pPr>
+      <w:r>
+        <w:t xml:space="preserve">DANI-NET 复现的完整说明：公式对照、复现发现、结果表</w:t>
+      </w:r>
+    </w:p>
+    <w:p>
+      <w:pPr>
+        <w:pStyle w:val="Date"/>
+      </w:pPr>
+      <w:r>
+        <w:t xml:space="preserve">2026-10-19</w:t>
       </w:r>
     </w:p>
     <w:p>
@@ -647,23 +662,25 @@
     <w:tbl>
       <w:tblPr>
         <w:tblStyle w:val="Table"/>
-        <w:tblW w:type="auto" w:w="0"/>
+        <w:tblW w:type="dxa" w:w="9638"/>
         <w:jc w:val="left"/>
         <w:tblInd w:w="720" w:type="dxa"/>
         <w:tblLook w:firstRow="1" w:lastRow="0" w:firstColumn="0" w:lastColumn="0" w:noHBand="0" w:noVBand="0" w:val="0020"/>
       </w:tblPr>
       <w:tblGrid>
-        <w:gridCol w:w="1980"/>
-        <w:gridCol w:w="1980"/>
-        <w:gridCol w:w="1980"/>
-        <w:gridCol w:w="1980"/>
+        <w:gridCol w:w="1674"/>
+        <w:gridCol w:w="2656"/>
+        <w:gridCol w:w="2654"/>
+        <w:gridCol w:w="2654"/>
       </w:tblGrid>
       <w:tr>
         <w:trPr>
           <w:tblHeader w:val="on"/>
         </w:trPr>
         <w:tc>
-          <w:tcPr/>
+          <w:tcPr>
+            <w:tcW w:w="1674" w:type="dxa"/>
+          </w:tcPr>
           <w:p>
             <w:pPr>
               <w:pStyle w:val="Compact"/>
@@ -675,7 +692,9 @@
           </w:p>
         </w:tc>
         <w:tc>
-          <w:tcPr/>
+          <w:tcPr>
+            <w:tcW w:w="2656" w:type="dxa"/>
+          </w:tcPr>
           <w:p>
             <w:pPr>
               <w:pStyle w:val="Compact"/>
@@ -687,7 +706,9 @@
           </w:p>
         </w:tc>
         <w:tc>
-          <w:tcPr/>
+          <w:tcPr>
+            <w:tcW w:w="2654" w:type="dxa"/>
+          </w:tcPr>
           <w:p>
             <w:pPr>
               <w:pStyle w:val="Compact"/>
@@ -699,7 +720,9 @@
           </w:p>
         </w:tc>
         <w:tc>
-          <w:tcPr/>
+          <w:tcPr>
+            <w:tcW w:w="2654" w:type="dxa"/>
+          </w:tcPr>
           <w:p>
             <w:pPr>
               <w:pStyle w:val="Compact"/>
@@ -713,7 +736,9 @@
       </w:tr>
       <w:tr>
         <w:tc>
-          <w:tcPr/>
+          <w:tcPr>
+            <w:tcW w:w="1674" w:type="dxa"/>
+          </w:tcPr>
           <w:p>
             <w:pPr>
               <w:pStyle w:val="Compact"/>
@@ -725,7 +750,9 @@
           </w:p>
         </w:tc>
         <w:tc>
-          <w:tcPr/>
+          <w:tcPr>
+            <w:tcW w:w="2656" w:type="dxa"/>
+          </w:tcPr>
           <w:p>
             <w:pPr>
               <w:pStyle w:val="Compact"/>
@@ -737,7 +764,9 @@
           </w:p>
         </w:tc>
         <w:tc>
-          <w:tcPr/>
+          <w:tcPr>
+            <w:tcW w:w="2654" w:type="dxa"/>
+          </w:tcPr>
           <w:p>
             <w:pPr>
               <w:pStyle w:val="Compact"/>
@@ -749,7 +778,9 @@
           </w:p>
         </w:tc>
         <w:tc>
-          <w:tcPr/>
+          <w:tcPr>
+            <w:tcW w:w="2654" w:type="dxa"/>
+          </w:tcPr>
           <w:p>
             <w:pPr>
               <w:pStyle w:val="Compact"/>
@@ -763,7 +794,9 @@
       </w:tr>
       <w:tr>
         <w:tc>
-          <w:tcPr/>
+          <w:tcPr>
+            <w:tcW w:w="1674" w:type="dxa"/>
+          </w:tcPr>
           <w:p>
             <w:pPr>
               <w:pStyle w:val="Compact"/>
@@ -775,7 +808,9 @@
           </w:p>
         </w:tc>
         <w:tc>
-          <w:tcPr/>
+          <w:tcPr>
+            <w:tcW w:w="2656" w:type="dxa"/>
+          </w:tcPr>
           <w:p>
             <w:pPr>
               <w:pStyle w:val="Compact"/>
@@ -787,7 +822,9 @@
           </w:p>
         </w:tc>
         <w:tc>
-          <w:tcPr/>
+          <w:tcPr>
+            <w:tcW w:w="2654" w:type="dxa"/>
+          </w:tcPr>
           <w:p>
             <w:pPr>
               <w:pStyle w:val="Compact"/>
@@ -799,7 +836,9 @@
           </w:p>
         </w:tc>
         <w:tc>
-          <w:tcPr/>
+          <w:tcPr>
+            <w:tcW w:w="2654" w:type="dxa"/>
+          </w:tcPr>
           <w:p>
             <w:pPr>
               <w:pStyle w:val="Compact"/>
@@ -813,7 +852,9 @@
       </w:tr>
       <w:tr>
         <w:tc>
-          <w:tcPr/>
+          <w:tcPr>
+            <w:tcW w:w="1674" w:type="dxa"/>
+          </w:tcPr>
           <w:p>
             <w:pPr>
               <w:pStyle w:val="Compact"/>
@@ -825,7 +866,9 @@
           </w:p>
         </w:tc>
         <w:tc>
-          <w:tcPr/>
+          <w:tcPr>
+            <w:tcW w:w="2656" w:type="dxa"/>
+          </w:tcPr>
           <w:p>
             <w:pPr>
               <w:pStyle w:val="Compact"/>
@@ -837,7 +880,9 @@
           </w:p>
         </w:tc>
         <w:tc>
-          <w:tcPr/>
+          <w:tcPr>
+            <w:tcW w:w="2654" w:type="dxa"/>
+          </w:tcPr>
           <w:p>
             <w:pPr>
               <w:pStyle w:val="Compact"/>
@@ -849,7 +894,9 @@
           </w:p>
         </w:tc>
         <w:tc>
-          <w:tcPr/>
+          <w:tcPr>
+            <w:tcW w:w="2654" w:type="dxa"/>
+          </w:tcPr>
           <w:p>
             <w:pPr>
               <w:pStyle w:val="Compact"/>
@@ -863,7 +910,9 @@
       </w:tr>
       <w:tr>
         <w:tc>
-          <w:tcPr/>
+          <w:tcPr>
+            <w:tcW w:w="1674" w:type="dxa"/>
+          </w:tcPr>
           <w:p>
             <w:pPr>
               <w:pStyle w:val="Compact"/>
@@ -875,7 +924,9 @@
           </w:p>
         </w:tc>
         <w:tc>
-          <w:tcPr/>
+          <w:tcPr>
+            <w:tcW w:w="2656" w:type="dxa"/>
+          </w:tcPr>
           <w:p>
             <w:pPr>
               <w:pStyle w:val="Compact"/>
@@ -887,7 +938,9 @@
           </w:p>
         </w:tc>
         <w:tc>
-          <w:tcPr/>
+          <w:tcPr>
+            <w:tcW w:w="2654" w:type="dxa"/>
+          </w:tcPr>
           <w:p>
             <w:pPr>
               <w:pStyle w:val="Compact"/>
@@ -899,7 +952,9 @@
           </w:p>
         </w:tc>
         <w:tc>
-          <w:tcPr/>
+          <w:tcPr>
+            <w:tcW w:w="2654" w:type="dxa"/>
+          </w:tcPr>
           <w:p>
             <w:pPr>
               <w:pStyle w:val="Compact"/>
@@ -1209,23 +1264,25 @@
     <w:tbl>
       <w:tblPr>
         <w:tblStyle w:val="Table"/>
-        <w:tblW w:type="auto" w:w="0"/>
+        <w:tblW w:type="dxa" w:w="9638"/>
         <w:jc w:val="left"/>
         <w:tblLook w:firstRow="1" w:lastRow="0" w:firstColumn="0" w:lastColumn="0" w:noHBand="0" w:noVBand="0" w:val="0020"/>
       </w:tblPr>
       <w:tblGrid>
-        <w:gridCol w:w="1584"/>
-        <w:gridCol w:w="1584"/>
-        <w:gridCol w:w="1584"/>
-        <w:gridCol w:w="1584"/>
-        <w:gridCol w:w="1584"/>
+        <w:gridCol w:w="791"/>
+        <w:gridCol w:w="791"/>
+        <w:gridCol w:w="3452"/>
+        <w:gridCol w:w="1879"/>
+        <w:gridCol w:w="2725"/>
       </w:tblGrid>
       <w:tr>
         <w:trPr>
           <w:tblHeader w:val="on"/>
         </w:trPr>
         <w:tc>
-          <w:tcPr/>
+          <w:tcPr>
+            <w:tcW w:w="791" w:type="dxa"/>
+          </w:tcPr>
           <w:p>
             <w:pPr>
               <w:pStyle w:val="Compact"/>
@@ -1237,7 +1294,9 @@
           </w:p>
         </w:tc>
         <w:tc>
-          <w:tcPr/>
+          <w:tcPr>
+            <w:tcW w:w="791" w:type="dxa"/>
+          </w:tcPr>
           <w:p>
             <w:pPr>
               <w:pStyle w:val="Compact"/>
@@ -1252,7 +1311,9 @@
           </w:p>
         </w:tc>
         <w:tc>
-          <w:tcPr/>
+          <w:tcPr>
+            <w:tcW w:w="3452" w:type="dxa"/>
+          </w:tcPr>
           <w:p>
             <w:pPr>
               <w:pStyle w:val="Compact"/>
@@ -1264,7 +1325,9 @@
           </w:p>
         </w:tc>
         <w:tc>
-          <w:tcPr/>
+          <w:tcPr>
+            <w:tcW w:w="1879" w:type="dxa"/>
+          </w:tcPr>
           <w:p>
             <w:pPr>
               <w:pStyle w:val="Compact"/>
@@ -1276,7 +1339,9 @@
           </w:p>
         </w:tc>
         <w:tc>
-          <w:tcPr/>
+          <w:tcPr>
+            <w:tcW w:w="2725" w:type="dxa"/>
+          </w:tcPr>
           <w:p>
             <w:pPr>
               <w:pStyle w:val="Compact"/>
@@ -1290,7 +1355,9 @@
       </w:tr>
       <w:tr>
         <w:tc>
-          <w:tcPr/>
+          <w:tcPr>
+            <w:tcW w:w="791" w:type="dxa"/>
+          </w:tcPr>
           <w:p>
             <w:pPr>
               <w:pStyle w:val="Compact"/>
@@ -1302,7 +1369,9 @@
           </w:p>
         </w:tc>
         <w:tc>
-          <w:tcPr/>
+          <w:tcPr>
+            <w:tcW w:w="791" w:type="dxa"/>
+          </w:tcPr>
           <w:p>
             <w:pPr>
               <w:pStyle w:val="Compact"/>
@@ -1314,7 +1383,9 @@
           </w:p>
         </w:tc>
         <w:tc>
-          <w:tcPr/>
+          <w:tcPr>
+            <w:tcW w:w="3452" w:type="dxa"/>
+          </w:tcPr>
           <w:p>
             <w:pPr>
               <w:pStyle w:val="Compact"/>
@@ -1326,7 +1397,9 @@
           </w:p>
         </w:tc>
         <w:tc>
-          <w:tcPr/>
+          <w:tcPr>
+            <w:tcW w:w="1879" w:type="dxa"/>
+          </w:tcPr>
           <w:p>
             <w:pPr>
               <w:pStyle w:val="Compact"/>
@@ -1338,7 +1411,9 @@
           </w:p>
         </w:tc>
         <w:tc>
-          <w:tcPr/>
+          <w:tcPr>
+            <w:tcW w:w="2725" w:type="dxa"/>
+          </w:tcPr>
           <w:p>
             <w:pPr>
               <w:pStyle w:val="Compact"/>
@@ -1352,7 +1427,9 @@
       </w:tr>
       <w:tr>
         <w:tc>
-          <w:tcPr/>
+          <w:tcPr>
+            <w:tcW w:w="791" w:type="dxa"/>
+          </w:tcPr>
           <w:p>
             <w:pPr>
               <w:pStyle w:val="Compact"/>
@@ -1364,7 +1441,9 @@
           </w:p>
         </w:tc>
         <w:tc>
-          <w:tcPr/>
+          <w:tcPr>
+            <w:tcW w:w="791" w:type="dxa"/>
+          </w:tcPr>
           <w:p>
             <w:pPr>
               <w:pStyle w:val="Compact"/>
@@ -1376,7 +1455,9 @@
           </w:p>
         </w:tc>
         <w:tc>
-          <w:tcPr/>
+          <w:tcPr>
+            <w:tcW w:w="3452" w:type="dxa"/>
+          </w:tcPr>
           <w:p>
             <w:pPr>
               <w:pStyle w:val="Compact"/>
@@ -1388,7 +1469,9 @@
           </w:p>
         </w:tc>
         <w:tc>
-          <w:tcPr/>
+          <w:tcPr>
+            <w:tcW w:w="1879" w:type="dxa"/>
+          </w:tcPr>
           <w:p>
             <w:pPr>
               <w:pStyle w:val="Compact"/>
@@ -1400,7 +1483,9 @@
           </w:p>
         </w:tc>
         <w:tc>
-          <w:tcPr/>
+          <w:tcPr>
+            <w:tcW w:w="2725" w:type="dxa"/>
+          </w:tcPr>
           <w:p>
             <w:pPr>
               <w:pStyle w:val="Compact"/>
@@ -1414,7 +1499,9 @@
       </w:tr>
       <w:tr>
         <w:tc>
-          <w:tcPr/>
+          <w:tcPr>
+            <w:tcW w:w="791" w:type="dxa"/>
+          </w:tcPr>
           <w:p>
             <w:pPr>
               <w:pStyle w:val="Compact"/>
@@ -1426,7 +1513,9 @@
           </w:p>
         </w:tc>
         <w:tc>
-          <w:tcPr/>
+          <w:tcPr>
+            <w:tcW w:w="791" w:type="dxa"/>
+          </w:tcPr>
           <w:p>
             <w:pPr>
               <w:pStyle w:val="Compact"/>
@@ -1438,7 +1527,9 @@
           </w:p>
         </w:tc>
         <w:tc>
-          <w:tcPr/>
+          <w:tcPr>
+            <w:tcW w:w="3452" w:type="dxa"/>
+          </w:tcPr>
           <w:p>
             <w:pPr>
               <w:pStyle w:val="Compact"/>
@@ -1450,7 +1541,9 @@
           </w:p>
         </w:tc>
         <w:tc>
-          <w:tcPr/>
+          <w:tcPr>
+            <w:tcW w:w="1879" w:type="dxa"/>
+          </w:tcPr>
           <w:p>
             <w:pPr>
               <w:pStyle w:val="Compact"/>
@@ -1462,7 +1555,9 @@
           </w:p>
         </w:tc>
         <w:tc>
-          <w:tcPr/>
+          <w:tcPr>
+            <w:tcW w:w="2725" w:type="dxa"/>
+          </w:tcPr>
           <w:p>
             <w:pPr>
               <w:pStyle w:val="Compact"/>
@@ -1476,7 +1571,9 @@
       </w:tr>
       <w:tr>
         <w:tc>
-          <w:tcPr/>
+          <w:tcPr>
+            <w:tcW w:w="791" w:type="dxa"/>
+          </w:tcPr>
           <w:p>
             <w:pPr>
               <w:pStyle w:val="Compact"/>
@@ -1488,7 +1585,9 @@
           </w:p>
         </w:tc>
         <w:tc>
-          <w:tcPr/>
+          <w:tcPr>
+            <w:tcW w:w="791" w:type="dxa"/>
+          </w:tcPr>
           <w:p>
             <w:pPr>
               <w:pStyle w:val="Compact"/>
@@ -1500,7 +1599,9 @@
           </w:p>
         </w:tc>
         <w:tc>
-          <w:tcPr/>
+          <w:tcPr>
+            <w:tcW w:w="3452" w:type="dxa"/>
+          </w:tcPr>
           <w:p>
             <w:pPr>
               <w:pStyle w:val="Compact"/>
@@ -1522,7 +1623,9 @@
           </w:p>
         </w:tc>
         <w:tc>
-          <w:tcPr/>
+          <w:tcPr>
+            <w:tcW w:w="1879" w:type="dxa"/>
+          </w:tcPr>
           <w:p>
             <w:pPr>
               <w:pStyle w:val="Compact"/>
@@ -1534,7 +1637,9 @@
           </w:p>
         </w:tc>
         <w:tc>
-          <w:tcPr/>
+          <w:tcPr>
+            <w:tcW w:w="2725" w:type="dxa"/>
+          </w:tcPr>
           <w:p>
             <w:pPr>
               <w:pStyle w:val="Compact"/>
@@ -2032,22 +2137,24 @@
     <w:tbl>
       <w:tblPr>
         <w:tblStyle w:val="Table"/>
-        <w:tblW w:type="auto" w:w="0"/>
+        <w:tblW w:type="dxa" w:w="9638"/>
         <w:jc w:val="left"/>
         <w:tblLook w:firstRow="1" w:lastRow="0" w:firstColumn="0" w:lastColumn="0" w:noHBand="0" w:noVBand="0" w:val="0020"/>
       </w:tblPr>
       <w:tblGrid>
+        <w:gridCol w:w="3183"/>
         <w:gridCol w:w="1980"/>
         <w:gridCol w:w="1980"/>
-        <w:gridCol w:w="1980"/>
-        <w:gridCol w:w="1980"/>
+        <w:gridCol w:w="2495"/>
       </w:tblGrid>
       <w:tr>
         <w:trPr>
           <w:tblHeader w:val="on"/>
         </w:trPr>
         <w:tc>
-          <w:tcPr/>
+          <w:tcPr>
+            <w:tcW w:w="3183" w:type="dxa"/>
+          </w:tcPr>
           <w:p>
             <w:pPr>
               <w:pStyle w:val="Compact"/>
@@ -2059,7 +2166,9 @@
           </w:p>
         </w:tc>
         <w:tc>
-          <w:tcPr/>
+          <w:tcPr>
+            <w:tcW w:w="1980" w:type="dxa"/>
+          </w:tcPr>
           <w:p>
             <w:pPr>
               <w:pStyle w:val="Compact"/>
@@ -2071,7 +2180,9 @@
           </w:p>
         </w:tc>
         <w:tc>
-          <w:tcPr/>
+          <w:tcPr>
+            <w:tcW w:w="1980" w:type="dxa"/>
+          </w:tcPr>
           <w:p>
             <w:pPr>
               <w:pStyle w:val="Compact"/>
@@ -2083,7 +2194,9 @@
           </w:p>
         </w:tc>
         <w:tc>
-          <w:tcPr/>
+          <w:tcPr>
+            <w:tcW w:w="2495" w:type="dxa"/>
+          </w:tcPr>
           <w:p>
             <w:pPr>
               <w:pStyle w:val="Compact"/>
@@ -2097,7 +2210,9 @@
       </w:tr>
       <w:tr>
         <w:tc>
-          <w:tcPr/>
+          <w:tcPr>
+            <w:tcW w:w="3183" w:type="dxa"/>
+          </w:tcPr>
           <w:p>
             <w:pPr>
               <w:pStyle w:val="Compact"/>
@@ -2109,7 +2224,9 @@
           </w:p>
         </w:tc>
         <w:tc>
-          <w:tcPr/>
+          <w:tcPr>
+            <w:tcW w:w="1980" w:type="dxa"/>
+          </w:tcPr>
           <w:p>
             <w:pPr>
               <w:pStyle w:val="Compact"/>
@@ -2125,7 +2242,9 @@
           </w:p>
         </w:tc>
         <w:tc>
-          <w:tcPr/>
+          <w:tcPr>
+            <w:tcW w:w="1980" w:type="dxa"/>
+          </w:tcPr>
           <w:p>
             <w:pPr>
               <w:pStyle w:val="Compact"/>
@@ -2137,7 +2256,9 @@
           </w:p>
         </w:tc>
         <w:tc>
-          <w:tcPr/>
+          <w:tcPr>
+            <w:tcW w:w="2495" w:type="dxa"/>
+          </w:tcPr>
           <w:p>
             <w:pPr>
               <w:pStyle w:val="Compact"/>
@@ -2151,7 +2272,9 @@
       </w:tr>
       <w:tr>
         <w:tc>
-          <w:tcPr/>
+          <w:tcPr>
+            <w:tcW w:w="3183" w:type="dxa"/>
+          </w:tcPr>
           <w:p>
             <w:pPr>
               <w:pStyle w:val="Compact"/>
@@ -2163,7 +2286,9 @@
           </w:p>
         </w:tc>
         <w:tc>
-          <w:tcPr/>
+          <w:tcPr>
+            <w:tcW w:w="1980" w:type="dxa"/>
+          </w:tcPr>
           <w:p>
             <w:pPr>
               <w:pStyle w:val="Compact"/>
@@ -2175,7 +2300,9 @@
           </w:p>
         </w:tc>
         <w:tc>
-          <w:tcPr/>
+          <w:tcPr>
+            <w:tcW w:w="1980" w:type="dxa"/>
+          </w:tcPr>
           <w:p>
             <w:pPr>
               <w:pStyle w:val="Compact"/>
@@ -2187,7 +2314,9 @@
           </w:p>
         </w:tc>
         <w:tc>
-          <w:tcPr/>
+          <w:tcPr>
+            <w:tcW w:w="2495" w:type="dxa"/>
+          </w:tcPr>
           <w:p>
             <w:pPr>
               <w:pStyle w:val="Compact"/>
@@ -2201,7 +2330,9 @@
       </w:tr>
       <w:tr>
         <w:tc>
-          <w:tcPr/>
+          <w:tcPr>
+            <w:tcW w:w="3183" w:type="dxa"/>
+          </w:tcPr>
           <w:p>
             <w:pPr>
               <w:pStyle w:val="Compact"/>
@@ -2213,7 +2344,9 @@
           </w:p>
         </w:tc>
         <w:tc>
-          <w:tcPr/>
+          <w:tcPr>
+            <w:tcW w:w="1980" w:type="dxa"/>
+          </w:tcPr>
           <w:p>
             <w:pPr>
               <w:pStyle w:val="Compact"/>
@@ -2225,7 +2358,9 @@
           </w:p>
         </w:tc>
         <w:tc>
-          <w:tcPr/>
+          <w:tcPr>
+            <w:tcW w:w="1980" w:type="dxa"/>
+          </w:tcPr>
           <w:p>
             <w:pPr>
               <w:pStyle w:val="Compact"/>
@@ -2237,7 +2372,9 @@
           </w:p>
         </w:tc>
         <w:tc>
-          <w:tcPr/>
+          <w:tcPr>
+            <w:tcW w:w="2495" w:type="dxa"/>
+          </w:tcPr>
           <w:p>
             <w:pPr>
               <w:pStyle w:val="Compact"/>
@@ -2251,7 +2388,9 @@
       </w:tr>
       <w:tr>
         <w:tc>
-          <w:tcPr/>
+          <w:tcPr>
+            <w:tcW w:w="3183" w:type="dxa"/>
+          </w:tcPr>
           <w:p>
             <w:pPr>
               <w:pStyle w:val="Compact"/>
@@ -2263,7 +2402,9 @@
           </w:p>
         </w:tc>
         <w:tc>
-          <w:tcPr/>
+          <w:tcPr>
+            <w:tcW w:w="1980" w:type="dxa"/>
+          </w:tcPr>
           <w:p>
             <w:pPr>
               <w:pStyle w:val="Compact"/>
@@ -2275,7 +2416,9 @@
           </w:p>
         </w:tc>
         <w:tc>
-          <w:tcPr/>
+          <w:tcPr>
+            <w:tcW w:w="1980" w:type="dxa"/>
+          </w:tcPr>
           <w:p>
             <w:pPr>
               <w:pStyle w:val="Compact"/>
@@ -2287,7 +2430,9 @@
           </w:p>
         </w:tc>
         <w:tc>
-          <w:tcPr/>
+          <w:tcPr>
+            <w:tcW w:w="2495" w:type="dxa"/>
+          </w:tcPr>
           <w:p>
             <w:pPr>
               <w:pStyle w:val="Compact"/>
@@ -2301,7 +2446,9 @@
       </w:tr>
       <w:tr>
         <w:tc>
-          <w:tcPr/>
+          <w:tcPr>
+            <w:tcW w:w="3183" w:type="dxa"/>
+          </w:tcPr>
           <w:p>
             <w:pPr>
               <w:pStyle w:val="Compact"/>
@@ -2313,7 +2460,9 @@
           </w:p>
         </w:tc>
         <w:tc>
-          <w:tcPr/>
+          <w:tcPr>
+            <w:tcW w:w="1980" w:type="dxa"/>
+          </w:tcPr>
           <w:p>
             <w:pPr>
               <w:pStyle w:val="Compact"/>
@@ -2325,7 +2474,9 @@
           </w:p>
         </w:tc>
         <w:tc>
-          <w:tcPr/>
+          <w:tcPr>
+            <w:tcW w:w="1980" w:type="dxa"/>
+          </w:tcPr>
           <w:p>
             <w:pPr>
               <w:pStyle w:val="Compact"/>
@@ -2337,7 +2488,9 @@
           </w:p>
         </w:tc>
         <w:tc>
-          <w:tcPr/>
+          <w:tcPr>
+            <w:tcW w:w="2495" w:type="dxa"/>
+          </w:tcPr>
           <w:p>
             <w:pPr>
               <w:pStyle w:val="Compact"/>
@@ -2712,21 +2865,23 @@
     <w:tbl>
       <w:tblPr>
         <w:tblStyle w:val="Table"/>
-        <w:tblW w:type="auto" w:w="0"/>
+        <w:tblW w:type="dxa" w:w="9638"/>
         <w:jc w:val="left"/>
         <w:tblLook w:firstRow="1" w:lastRow="0" w:firstColumn="0" w:lastColumn="0" w:noHBand="0" w:noVBand="0" w:val="0020"/>
       </w:tblPr>
       <w:tblGrid>
-        <w:gridCol w:w="2640"/>
-        <w:gridCol w:w="2640"/>
-        <w:gridCol w:w="2640"/>
+        <w:gridCol w:w="2550"/>
+        <w:gridCol w:w="3545"/>
+        <w:gridCol w:w="3543"/>
       </w:tblGrid>
       <w:tr>
         <w:trPr>
           <w:tblHeader w:val="on"/>
         </w:trPr>
         <w:tc>
-          <w:tcPr/>
+          <w:tcPr>
+            <w:tcW w:w="2550" w:type="dxa"/>
+          </w:tcPr>
           <w:p>
             <w:pPr>
               <w:pStyle w:val="Compact"/>
@@ -2738,7 +2893,9 @@
           </w:p>
         </w:tc>
         <w:tc>
-          <w:tcPr/>
+          <w:tcPr>
+            <w:tcW w:w="3545" w:type="dxa"/>
+          </w:tcPr>
           <w:p>
             <w:pPr>
               <w:pStyle w:val="Compact"/>
@@ -2750,7 +2907,9 @@
           </w:p>
         </w:tc>
         <w:tc>
-          <w:tcPr/>
+          <w:tcPr>
+            <w:tcW w:w="3543" w:type="dxa"/>
+          </w:tcPr>
           <w:p>
             <w:pPr>
               <w:pStyle w:val="Compact"/>
@@ -2764,7 +2923,9 @@
       </w:tr>
       <w:tr>
         <w:tc>
-          <w:tcPr/>
+          <w:tcPr>
+            <w:tcW w:w="2550" w:type="dxa"/>
+          </w:tcPr>
           <w:p>
             <w:pPr>
               <w:pStyle w:val="Compact"/>
@@ -2776,7 +2937,9 @@
           </w:p>
         </w:tc>
         <w:tc>
-          <w:tcPr/>
+          <w:tcPr>
+            <w:tcW w:w="3545" w:type="dxa"/>
+          </w:tcPr>
           <w:p>
             <w:pPr>
               <w:pStyle w:val="Compact"/>
@@ -2788,7 +2951,9 @@
           </w:p>
         </w:tc>
         <w:tc>
-          <w:tcPr/>
+          <w:tcPr>
+            <w:tcW w:w="3543" w:type="dxa"/>
+          </w:tcPr>
           <w:p>
             <w:pPr>
               <w:pStyle w:val="Compact"/>
@@ -2802,7 +2967,9 @@
       </w:tr>
       <w:tr>
         <w:tc>
-          <w:tcPr/>
+          <w:tcPr>
+            <w:tcW w:w="2550" w:type="dxa"/>
+          </w:tcPr>
           <w:p>
             <w:pPr>
               <w:pStyle w:val="Compact"/>
@@ -2814,7 +2981,9 @@
           </w:p>
         </w:tc>
         <w:tc>
-          <w:tcPr/>
+          <w:tcPr>
+            <w:tcW w:w="3545" w:type="dxa"/>
+          </w:tcPr>
           <w:p>
             <w:pPr>
               <w:pStyle w:val="Compact"/>
@@ -2826,7 +2995,9 @@
           </w:p>
         </w:tc>
         <w:tc>
-          <w:tcPr/>
+          <w:tcPr>
+            <w:tcW w:w="3543" w:type="dxa"/>
+          </w:tcPr>
           <w:p>
             <w:pPr>
               <w:pStyle w:val="Compact"/>
@@ -2840,7 +3011,9 @@
       </w:tr>
       <w:tr>
         <w:tc>
-          <w:tcPr/>
+          <w:tcPr>
+            <w:tcW w:w="2550" w:type="dxa"/>
+          </w:tcPr>
           <w:p>
             <w:pPr>
               <w:pStyle w:val="Compact"/>
@@ -2852,7 +3025,9 @@
           </w:p>
         </w:tc>
         <w:tc>
-          <w:tcPr/>
+          <w:tcPr>
+            <w:tcW w:w="3545" w:type="dxa"/>
+          </w:tcPr>
           <w:p>
             <w:pPr>
               <w:pStyle w:val="Compact"/>
@@ -2864,7 +3039,9 @@
           </w:p>
         </w:tc>
         <w:tc>
-          <w:tcPr/>
+          <w:tcPr>
+            <w:tcW w:w="3543" w:type="dxa"/>
+          </w:tcPr>
           <w:p>
             <w:pPr>
               <w:pStyle w:val="Compact"/>
@@ -2878,7 +3055,9 @@
       </w:tr>
       <w:tr>
         <w:tc>
-          <w:tcPr/>
+          <w:tcPr>
+            <w:tcW w:w="2550" w:type="dxa"/>
+          </w:tcPr>
           <w:p>
             <w:pPr>
               <w:pStyle w:val="Compact"/>
@@ -2890,7 +3069,9 @@
           </w:p>
         </w:tc>
         <w:tc>
-          <w:tcPr/>
+          <w:tcPr>
+            <w:tcW w:w="3545" w:type="dxa"/>
+          </w:tcPr>
           <w:p>
             <w:pPr>
               <w:pStyle w:val="Compact"/>
@@ -2902,7 +3083,9 @@
           </w:p>
         </w:tc>
         <w:tc>
-          <w:tcPr/>
+          <w:tcPr>
+            <w:tcW w:w="3543" w:type="dxa"/>
+          </w:tcPr>
           <w:p>
             <w:pPr>
               <w:pStyle w:val="Compact"/>
@@ -2916,7 +3099,9 @@
       </w:tr>
       <w:tr>
         <w:tc>
-          <w:tcPr/>
+          <w:tcPr>
+            <w:tcW w:w="2550" w:type="dxa"/>
+          </w:tcPr>
           <w:p>
             <w:pPr>
               <w:pStyle w:val="Compact"/>
@@ -2928,7 +3113,9 @@
           </w:p>
         </w:tc>
         <w:tc>
-          <w:tcPr/>
+          <w:tcPr>
+            <w:tcW w:w="3545" w:type="dxa"/>
+          </w:tcPr>
           <w:p>
             <w:pPr>
               <w:pStyle w:val="Compact"/>
@@ -2940,7 +3127,9 @@
           </w:p>
         </w:tc>
         <w:tc>
-          <w:tcPr/>
+          <w:tcPr>
+            <w:tcW w:w="3543" w:type="dxa"/>
+          </w:tcPr>
           <w:p>
             <w:pPr>
               <w:pStyle w:val="Compact"/>
@@ -2954,7 +3143,9 @@
       </w:tr>
       <w:tr>
         <w:tc>
-          <w:tcPr/>
+          <w:tcPr>
+            <w:tcW w:w="2550" w:type="dxa"/>
+          </w:tcPr>
           <w:p>
             <w:pPr>
               <w:pStyle w:val="Compact"/>
@@ -2966,7 +3157,9 @@
           </w:p>
         </w:tc>
         <w:tc>
-          <w:tcPr/>
+          <w:tcPr>
+            <w:tcW w:w="3545" w:type="dxa"/>
+          </w:tcPr>
           <w:p>
             <w:pPr>
               <w:pStyle w:val="Compact"/>
@@ -2978,7 +3171,9 @@
           </w:p>
         </w:tc>
         <w:tc>
-          <w:tcPr/>
+          <w:tcPr>
+            <w:tcW w:w="3543" w:type="dxa"/>
+          </w:tcPr>
           <w:p>
             <w:pPr>
               <w:pStyle w:val="Compact"/>
@@ -2992,7 +3187,9 @@
       </w:tr>
       <w:tr>
         <w:tc>
-          <w:tcPr/>
+          <w:tcPr>
+            <w:tcW w:w="2550" w:type="dxa"/>
+          </w:tcPr>
           <w:p>
             <w:pPr>
               <w:pStyle w:val="Compact"/>
@@ -3004,7 +3201,9 @@
           </w:p>
         </w:tc>
         <w:tc>
-          <w:tcPr/>
+          <w:tcPr>
+            <w:tcW w:w="3545" w:type="dxa"/>
+          </w:tcPr>
           <w:p>
             <w:pPr>
               <w:pStyle w:val="Compact"/>
@@ -3016,7 +3215,9 @@
           </w:p>
         </w:tc>
         <w:tc>
-          <w:tcPr/>
+          <w:tcPr>
+            <w:tcW w:w="3543" w:type="dxa"/>
+          </w:tcPr>
           <w:p>
             <w:pPr>
               <w:pStyle w:val="Compact"/>
@@ -3151,25 +3352,27 @@
     <w:tbl>
       <w:tblPr>
         <w:tblStyle w:val="Table"/>
-        <w:tblW w:type="auto" w:w="0"/>
+        <w:tblW w:type="dxa" w:w="9638"/>
         <w:jc w:val="left"/>
         <w:tblLook w:firstRow="1" w:lastRow="0" w:firstColumn="0" w:lastColumn="0" w:noHBand="0" w:noVBand="0" w:val="0020"/>
       </w:tblPr>
       <w:tblGrid>
-        <w:gridCol w:w="1131"/>
-        <w:gridCol w:w="1131"/>
-        <w:gridCol w:w="1131"/>
-        <w:gridCol w:w="1131"/>
-        <w:gridCol w:w="1131"/>
-        <w:gridCol w:w="1131"/>
-        <w:gridCol w:w="1131"/>
+        <w:gridCol w:w="1214"/>
+        <w:gridCol w:w="1928"/>
+        <w:gridCol w:w="1072"/>
+        <w:gridCol w:w="1356"/>
+        <w:gridCol w:w="1356"/>
+        <w:gridCol w:w="1356"/>
+        <w:gridCol w:w="1356"/>
       </w:tblGrid>
       <w:tr>
         <w:trPr>
           <w:tblHeader w:val="on"/>
         </w:trPr>
         <w:tc>
-          <w:tcPr/>
+          <w:tcPr>
+            <w:tcW w:w="1214" w:type="dxa"/>
+          </w:tcPr>
           <w:p>
             <w:pPr>
               <w:pStyle w:val="Compact"/>
@@ -3181,7 +3384,9 @@
           </w:p>
         </w:tc>
         <w:tc>
-          <w:tcPr/>
+          <w:tcPr>
+            <w:tcW w:w="1928" w:type="dxa"/>
+          </w:tcPr>
           <w:p>
             <w:pPr>
               <w:pStyle w:val="Compact"/>
@@ -3193,7 +3398,9 @@
           </w:p>
         </w:tc>
         <w:tc>
-          <w:tcPr/>
+          <w:tcPr>
+            <w:tcW w:w="1072" w:type="dxa"/>
+          </w:tcPr>
           <w:p>
             <w:pPr>
               <w:pStyle w:val="Compact"/>
@@ -3205,7 +3412,9 @@
           </w:p>
         </w:tc>
         <w:tc>
-          <w:tcPr/>
+          <w:tcPr>
+            <w:tcW w:w="1356" w:type="dxa"/>
+          </w:tcPr>
           <w:p>
             <w:pPr>
               <w:pStyle w:val="Compact"/>
@@ -3217,7 +3426,9 @@
           </w:p>
         </w:tc>
         <w:tc>
-          <w:tcPr/>
+          <w:tcPr>
+            <w:tcW w:w="1356" w:type="dxa"/>
+          </w:tcPr>
           <w:p>
             <w:pPr>
               <w:pStyle w:val="Compact"/>
@@ -3229,7 +3440,9 @@
           </w:p>
         </w:tc>
         <w:tc>
-          <w:tcPr/>
+          <w:tcPr>
+            <w:tcW w:w="1356" w:type="dxa"/>
+          </w:tcPr>
           <w:p>
             <w:pPr>
               <w:pStyle w:val="Compact"/>
@@ -3241,7 +3454,9 @@
           </w:p>
         </w:tc>
         <w:tc>
-          <w:tcPr/>
+          <w:tcPr>
+            <w:tcW w:w="1356" w:type="dxa"/>
+          </w:tcPr>
           <w:p>
             <w:pPr>
               <w:pStyle w:val="Compact"/>
@@ -3255,7 +3470,9 @@
       </w:tr>
       <w:tr>
         <w:tc>
-          <w:tcPr/>
+          <w:tcPr>
+            <w:tcW w:w="1214" w:type="dxa"/>
+          </w:tcPr>
           <w:p>
             <w:pPr>
               <w:pStyle w:val="Compact"/>
@@ -3267,7 +3484,9 @@
           </w:p>
         </w:tc>
         <w:tc>
-          <w:tcPr/>
+          <w:tcPr>
+            <w:tcW w:w="1928" w:type="dxa"/>
+          </w:tcPr>
           <w:p>
             <w:pPr>
               <w:pStyle w:val="Compact"/>
@@ -3279,7 +3498,9 @@
           </w:p>
         </w:tc>
         <w:tc>
-          <w:tcPr/>
+          <w:tcPr>
+            <w:tcW w:w="1072" w:type="dxa"/>
+          </w:tcPr>
           <w:p>
             <w:pPr>
               <w:pStyle w:val="Compact"/>
@@ -3291,7 +3512,9 @@
           </w:p>
         </w:tc>
         <w:tc>
-          <w:tcPr/>
+          <w:tcPr>
+            <w:tcW w:w="1356" w:type="dxa"/>
+          </w:tcPr>
           <w:p>
             <w:pPr>
               <w:pStyle w:val="Compact"/>
@@ -3303,7 +3526,9 @@
           </w:p>
         </w:tc>
         <w:tc>
-          <w:tcPr/>
+          <w:tcPr>
+            <w:tcW w:w="1356" w:type="dxa"/>
+          </w:tcPr>
           <w:p>
             <w:pPr>
               <w:pStyle w:val="Compact"/>
@@ -3315,7 +3540,9 @@
           </w:p>
         </w:tc>
         <w:tc>
-          <w:tcPr/>
+          <w:tcPr>
+            <w:tcW w:w="1356" w:type="dxa"/>
+          </w:tcPr>
           <w:p>
             <w:pPr>
               <w:pStyle w:val="Compact"/>
@@ -3327,7 +3554,9 @@
           </w:p>
         </w:tc>
         <w:tc>
-          <w:tcPr/>
+          <w:tcPr>
+            <w:tcW w:w="1356" w:type="dxa"/>
+          </w:tcPr>
           <w:p>
             <w:pPr>
               <w:pStyle w:val="Compact"/>
@@ -3341,7 +3570,9 @@
       </w:tr>
       <w:tr>
         <w:tc>
-          <w:tcPr/>
+          <w:tcPr>
+            <w:tcW w:w="1214" w:type="dxa"/>
+          </w:tcPr>
           <w:p>
             <w:pPr>
               <w:pStyle w:val="Compact"/>
@@ -3353,7 +3584,9 @@
           </w:p>
         </w:tc>
         <w:tc>
-          <w:tcPr/>
+          <w:tcPr>
+            <w:tcW w:w="1928" w:type="dxa"/>
+          </w:tcPr>
           <w:p>
             <w:pPr>
               <w:pStyle w:val="Compact"/>
@@ -3365,7 +3598,9 @@
           </w:p>
         </w:tc>
         <w:tc>
-          <w:tcPr/>
+          <w:tcPr>
+            <w:tcW w:w="1072" w:type="dxa"/>
+          </w:tcPr>
           <w:p>
             <w:pPr>
               <w:pStyle w:val="Compact"/>
@@ -3377,7 +3612,9 @@
           </w:p>
         </w:tc>
         <w:tc>
-          <w:tcPr/>
+          <w:tcPr>
+            <w:tcW w:w="1356" w:type="dxa"/>
+          </w:tcPr>
           <w:p>
             <w:pPr>
               <w:pStyle w:val="Compact"/>
@@ -3389,7 +3626,9 @@
           </w:p>
         </w:tc>
         <w:tc>
-          <w:tcPr/>
+          <w:tcPr>
+            <w:tcW w:w="1356" w:type="dxa"/>
+          </w:tcPr>
           <w:p>
             <w:pPr>
               <w:pStyle w:val="Compact"/>
@@ -3401,7 +3640,9 @@
           </w:p>
         </w:tc>
         <w:tc>
-          <w:tcPr/>
+          <w:tcPr>
+            <w:tcW w:w="1356" w:type="dxa"/>
+          </w:tcPr>
           <w:p>
             <w:pPr>
               <w:pStyle w:val="Compact"/>
@@ -3413,7 +3654,9 @@
           </w:p>
         </w:tc>
         <w:tc>
-          <w:tcPr/>
+          <w:tcPr>
+            <w:tcW w:w="1356" w:type="dxa"/>
+          </w:tcPr>
           <w:p>
             <w:pPr>
               <w:pStyle w:val="Compact"/>
@@ -3427,7 +3670,9 @@
       </w:tr>
       <w:tr>
         <w:tc>
-          <w:tcPr/>
+          <w:tcPr>
+            <w:tcW w:w="1214" w:type="dxa"/>
+          </w:tcPr>
           <w:p>
             <w:pPr>
               <w:pStyle w:val="Compact"/>
@@ -3439,7 +3684,9 @@
           </w:p>
         </w:tc>
         <w:tc>
-          <w:tcPr/>
+          <w:tcPr>
+            <w:tcW w:w="1928" w:type="dxa"/>
+          </w:tcPr>
           <w:p>
             <w:pPr>
               <w:pStyle w:val="Compact"/>
@@ -3451,7 +3698,9 @@
           </w:p>
         </w:tc>
         <w:tc>
-          <w:tcPr/>
+          <w:tcPr>
+            <w:tcW w:w="1072" w:type="dxa"/>
+          </w:tcPr>
           <w:p>
             <w:pPr>
               <w:pStyle w:val="Compact"/>
@@ -3463,7 +3712,9 @@
           </w:p>
         </w:tc>
         <w:tc>
-          <w:tcPr/>
+          <w:tcPr>
+            <w:tcW w:w="1356" w:type="dxa"/>
+          </w:tcPr>
           <w:p>
             <w:pPr>
               <w:pStyle w:val="Compact"/>
@@ -3475,7 +3726,9 @@
           </w:p>
         </w:tc>
         <w:tc>
-          <w:tcPr/>
+          <w:tcPr>
+            <w:tcW w:w="1356" w:type="dxa"/>
+          </w:tcPr>
           <w:p>
             <w:pPr>
               <w:pStyle w:val="Compact"/>
@@ -3487,7 +3740,9 @@
           </w:p>
         </w:tc>
         <w:tc>
-          <w:tcPr/>
+          <w:tcPr>
+            <w:tcW w:w="1356" w:type="dxa"/>
+          </w:tcPr>
           <w:p>
             <w:pPr>
               <w:pStyle w:val="Compact"/>
@@ -3499,7 +3754,9 @@
           </w:p>
         </w:tc>
         <w:tc>
-          <w:tcPr/>
+          <w:tcPr>
+            <w:tcW w:w="1356" w:type="dxa"/>
+          </w:tcPr>
           <w:p>
             <w:pPr>
               <w:pStyle w:val="Compact"/>
@@ -3513,7 +3770,9 @@
       </w:tr>
       <w:tr>
         <w:tc>
-          <w:tcPr/>
+          <w:tcPr>
+            <w:tcW w:w="1214" w:type="dxa"/>
+          </w:tcPr>
           <w:p>
             <w:pPr>
               <w:pStyle w:val="Compact"/>
@@ -3525,7 +3784,9 @@
           </w:p>
         </w:tc>
         <w:tc>
-          <w:tcPr/>
+          <w:tcPr>
+            <w:tcW w:w="1928" w:type="dxa"/>
+          </w:tcPr>
           <w:p>
             <w:pPr>
               <w:pStyle w:val="Compact"/>
@@ -3537,7 +3798,9 @@
           </w:p>
         </w:tc>
         <w:tc>
-          <w:tcPr/>
+          <w:tcPr>
+            <w:tcW w:w="1072" w:type="dxa"/>
+          </w:tcPr>
           <w:p>
             <w:pPr>
               <w:pStyle w:val="Compact"/>
@@ -3549,7 +3812,9 @@
           </w:p>
         </w:tc>
         <w:tc>
-          <w:tcPr/>
+          <w:tcPr>
+            <w:tcW w:w="1356" w:type="dxa"/>
+          </w:tcPr>
           <w:p>
             <w:pPr>
               <w:pStyle w:val="Compact"/>
@@ -3561,7 +3826,9 @@
           </w:p>
         </w:tc>
         <w:tc>
-          <w:tcPr/>
+          <w:tcPr>
+            <w:tcW w:w="1356" w:type="dxa"/>
+          </w:tcPr>
           <w:p>
             <w:pPr>
               <w:pStyle w:val="Compact"/>
@@ -3573,7 +3840,9 @@
           </w:p>
         </w:tc>
         <w:tc>
-          <w:tcPr/>
+          <w:tcPr>
+            <w:tcW w:w="1356" w:type="dxa"/>
+          </w:tcPr>
           <w:p>
             <w:pPr>
               <w:pStyle w:val="Compact"/>
@@ -3585,7 +3854,9 @@
           </w:p>
         </w:tc>
         <w:tc>
-          <w:tcPr/>
+          <w:tcPr>
+            <w:tcW w:w="1356" w:type="dxa"/>
+          </w:tcPr>
           <w:p>
             <w:pPr>
               <w:pStyle w:val="Compact"/>
@@ -3599,7 +3870,9 @@
       </w:tr>
       <w:tr>
         <w:tc>
-          <w:tcPr/>
+          <w:tcPr>
+            <w:tcW w:w="1214" w:type="dxa"/>
+          </w:tcPr>
           <w:p>
             <w:pPr>
               <w:pStyle w:val="Compact"/>
@@ -3611,7 +3884,9 @@
           </w:p>
         </w:tc>
         <w:tc>
-          <w:tcPr/>
+          <w:tcPr>
+            <w:tcW w:w="1928" w:type="dxa"/>
+          </w:tcPr>
           <w:p>
             <w:pPr>
               <w:pStyle w:val="Compact"/>
@@ -3623,7 +3898,9 @@
           </w:p>
         </w:tc>
         <w:tc>
-          <w:tcPr/>
+          <w:tcPr>
+            <w:tcW w:w="1072" w:type="dxa"/>
+          </w:tcPr>
           <w:p>
             <w:pPr>
               <w:pStyle w:val="Compact"/>
@@ -3635,7 +3912,9 @@
           </w:p>
         </w:tc>
         <w:tc>
-          <w:tcPr/>
+          <w:tcPr>
+            <w:tcW w:w="1356" w:type="dxa"/>
+          </w:tcPr>
           <w:p>
             <w:pPr>
               <w:pStyle w:val="Compact"/>
@@ -3647,7 +3926,9 @@
           </w:p>
         </w:tc>
         <w:tc>
-          <w:tcPr/>
+          <w:tcPr>
+            <w:tcW w:w="1356" w:type="dxa"/>
+          </w:tcPr>
           <w:p>
             <w:pPr>
               <w:pStyle w:val="Compact"/>
@@ -3659,7 +3940,9 @@
           </w:p>
         </w:tc>
         <w:tc>
-          <w:tcPr/>
+          <w:tcPr>
+            <w:tcW w:w="1356" w:type="dxa"/>
+          </w:tcPr>
           <w:p>
             <w:pPr>
               <w:pStyle w:val="Compact"/>
@@ -3671,7 +3954,9 @@
           </w:p>
         </w:tc>
         <w:tc>
-          <w:tcPr/>
+          <w:tcPr>
+            <w:tcW w:w="1356" w:type="dxa"/>
+          </w:tcPr>
           <w:p>
             <w:pPr>
               <w:pStyle w:val="Compact"/>
@@ -3685,7 +3970,9 @@
       </w:tr>
       <w:tr>
         <w:tc>
-          <w:tcPr/>
+          <w:tcPr>
+            <w:tcW w:w="1214" w:type="dxa"/>
+          </w:tcPr>
           <w:p>
             <w:pPr>
               <w:pStyle w:val="Compact"/>
@@ -3697,7 +3984,9 @@
           </w:p>
         </w:tc>
         <w:tc>
-          <w:tcPr/>
+          <w:tcPr>
+            <w:tcW w:w="1928" w:type="dxa"/>
+          </w:tcPr>
           <w:p>
             <w:pPr>
               <w:pStyle w:val="Compact"/>
@@ -3709,7 +3998,9 @@
           </w:p>
         </w:tc>
         <w:tc>
-          <w:tcPr/>
+          <w:tcPr>
+            <w:tcW w:w="1072" w:type="dxa"/>
+          </w:tcPr>
           <w:p>
             <w:pPr>
               <w:pStyle w:val="Compact"/>
@@ -3721,7 +4012,9 @@
           </w:p>
         </w:tc>
         <w:tc>
-          <w:tcPr/>
+          <w:tcPr>
+            <w:tcW w:w="1356" w:type="dxa"/>
+          </w:tcPr>
           <w:p>
             <w:pPr>
               <w:pStyle w:val="Compact"/>
@@ -3733,7 +4026,9 @@
           </w:p>
         </w:tc>
         <w:tc>
-          <w:tcPr/>
+          <w:tcPr>
+            <w:tcW w:w="1356" w:type="dxa"/>
+          </w:tcPr>
           <w:p>
             <w:pPr>
               <w:pStyle w:val="Compact"/>
@@ -3745,7 +4040,9 @@
           </w:p>
         </w:tc>
         <w:tc>
-          <w:tcPr/>
+          <w:tcPr>
+            <w:tcW w:w="1356" w:type="dxa"/>
+          </w:tcPr>
           <w:p>
             <w:pPr>
               <w:pStyle w:val="Compact"/>
@@ -3757,7 +4054,9 @@
           </w:p>
         </w:tc>
         <w:tc>
-          <w:tcPr/>
+          <w:tcPr>
+            <w:tcW w:w="1356" w:type="dxa"/>
+          </w:tcPr>
           <w:p>
             <w:pPr>
               <w:pStyle w:val="Compact"/>
@@ -5449,20 +5748,22 @@
     <w:tbl>
       <w:tblPr>
         <w:tblStyle w:val="Table"/>
-        <w:tblW w:type="auto" w:w="0"/>
+        <w:tblW w:type="dxa" w:w="9638"/>
         <w:jc w:val="left"/>
         <w:tblLook w:firstRow="1" w:lastRow="0" w:firstColumn="0" w:lastColumn="0" w:noHBand="0" w:noVBand="0" w:val="0020"/>
       </w:tblPr>
       <w:tblGrid>
-        <w:gridCol w:w="3960"/>
-        <w:gridCol w:w="3960"/>
+        <w:gridCol w:w="4736"/>
+        <w:gridCol w:w="4902"/>
       </w:tblGrid>
       <w:tr>
         <w:trPr>
           <w:tblHeader w:val="on"/>
         </w:trPr>
         <w:tc>
-          <w:tcPr/>
+          <w:tcPr>
+            <w:tcW w:w="4736" w:type="dxa"/>
+          </w:tcPr>
           <w:p>
             <w:pPr>
               <w:pStyle w:val="Compact"/>
@@ -5474,7 +5775,9 @@
           </w:p>
         </w:tc>
         <w:tc>
-          <w:tcPr/>
+          <w:tcPr>
+            <w:tcW w:w="4902" w:type="dxa"/>
+          </w:tcPr>
           <w:p>
             <w:pPr>
               <w:pStyle w:val="Compact"/>
@@ -5488,7 +5791,9 @@
       </w:tr>
       <w:tr>
         <w:tc>
-          <w:tcPr/>
+          <w:tcPr>
+            <w:tcW w:w="4736" w:type="dxa"/>
+          </w:tcPr>
           <w:p>
             <w:pPr>
               <w:pStyle w:val="Compact"/>
@@ -5503,7 +5808,9 @@
           </w:p>
         </w:tc>
         <w:tc>
-          <w:tcPr/>
+          <w:tcPr>
+            <w:tcW w:w="4902" w:type="dxa"/>
+          </w:tcPr>
           <w:p>
             <w:pPr>
               <w:pStyle w:val="Compact"/>
@@ -5541,7 +5848,9 @@
       </w:tr>
       <w:tr>
         <w:tc>
-          <w:tcPr/>
+          <w:tcPr>
+            <w:tcW w:w="4736" w:type="dxa"/>
+          </w:tcPr>
           <w:p>
             <w:pPr>
               <w:pStyle w:val="Compact"/>
@@ -5556,7 +5865,9 @@
           </w:p>
         </w:tc>
         <w:tc>
-          <w:tcPr/>
+          <w:tcPr>
+            <w:tcW w:w="4902" w:type="dxa"/>
+          </w:tcPr>
           <w:p>
             <w:pPr>
               <w:pStyle w:val="Compact"/>
@@ -5591,7 +5902,9 @@
       </w:tr>
       <w:tr>
         <w:tc>
-          <w:tcPr/>
+          <w:tcPr>
+            <w:tcW w:w="4736" w:type="dxa"/>
+          </w:tcPr>
           <w:p>
             <w:pPr>
               <w:pStyle w:val="Compact"/>
@@ -5606,7 +5919,9 @@
           </w:p>
         </w:tc>
         <w:tc>
-          <w:tcPr/>
+          <w:tcPr>
+            <w:tcW w:w="4902" w:type="dxa"/>
+          </w:tcPr>
           <w:p>
             <w:pPr>
               <w:pStyle w:val="Compact"/>
@@ -5620,7 +5935,9 @@
       </w:tr>
       <w:tr>
         <w:tc>
-          <w:tcPr/>
+          <w:tcPr>
+            <w:tcW w:w="4736" w:type="dxa"/>
+          </w:tcPr>
           <w:p>
             <w:pPr>
               <w:pStyle w:val="Compact"/>
@@ -5635,7 +5952,9 @@
           </w:p>
         </w:tc>
         <w:tc>
-          <w:tcPr/>
+          <w:tcPr>
+            <w:tcW w:w="4902" w:type="dxa"/>
+          </w:tcPr>
           <w:p>
             <w:pPr>
               <w:pStyle w:val="Compact"/>
@@ -5649,7 +5968,9 @@
       </w:tr>
       <w:tr>
         <w:tc>
-          <w:tcPr/>
+          <w:tcPr>
+            <w:tcW w:w="4736" w:type="dxa"/>
+          </w:tcPr>
           <w:p>
             <w:pPr>
               <w:pStyle w:val="Compact"/>
@@ -5664,7 +5985,9 @@
           </w:p>
         </w:tc>
         <w:tc>
-          <w:tcPr/>
+          <w:tcPr>
+            <w:tcW w:w="4902" w:type="dxa"/>
+          </w:tcPr>
           <w:p>
             <w:pPr>
               <w:pStyle w:val="Compact"/>
@@ -5687,14 +6010,42 @@
     </w:p>
     <w:bookmarkEnd w:id="35"/>
     <w:bookmarkEnd w:id="36"/>
-    <w:bookmarkEnd w:id="37"/>
-    <w:sectPr/>
+    <w:sectPr>
+      <w:footerReference w:type="default" r:id="rId9"/>
+    </w:sectPr>
   </w:body>
 </w:document>
 </file>
 
 <file path=word/comments.xml><?xml version="1.0" encoding="utf-8"?>
 <w:comments xmlns:w="http://schemas.openxmlformats.org/wordprocessingml/2006/main" xmlns:m="http://schemas.openxmlformats.org/officeDocument/2006/math" xmlns:r="http://schemas.openxmlformats.org/officeDocument/2006/relationships" xmlns:o="urn:schemas-microsoft-com:office:office" xmlns:v="urn:schemas-microsoft-com:vml" xmlns:w10="urn:schemas-microsoft-com:office:word" xmlns:a="http://schemas.openxmlformats.org/drawingml/2006/main" xmlns:pic="http://schemas.openxmlformats.org/drawingml/2006/picture" xmlns:wp="http://schemas.openxmlformats.org/drawingml/2006/wordprocessingDrawing"/>
+</file>
+
+<file path=word/footer1.xml><?xml version="1.0" encoding="utf-8"?>
+<w:ftr xmlns:w="http://schemas.openxmlformats.org/wordprocessingml/2006/main">
+  <w:p>
+    <w:pPr>
+      <w:jc w:val="center"/>
+      <w:spacing w:before="0" w:after="0"/>
+    </w:pPr>
+    <w:r>
+      <w:rPr>
+        <w:color w:val="9A9A9A"/>
+        <w:sz w:val="16"/>
+      </w:rPr>
+      <w:t xml:space="preserve">InSAR_affair  ·  </w:t>
+    </w:r>
+    <w:fldSimple w:instr=" PAGE ">
+      <w:r>
+        <w:rPr>
+          <w:color w:val="9A9A9A"/>
+          <w:sz w:val="16"/>
+        </w:rPr>
+        <w:t>1</w:t>
+      </w:r>
+    </w:fldSimple>
+  </w:p>
+</w:ftr>
 </file>
 
 <file path=word/footnotes.xml><?xml version="1.0" encoding="utf-8"?>
@@ -5905,10 +6256,10 @@
   <w:docDefaults>
     <w:rPrDefault>
       <w:rPr>
-        <w:rFonts w:asciiTheme="minorHAnsi" w:cstheme="minorBidi" w:eastAsiaTheme="minorHAnsi" w:hAnsiTheme="minorHAnsi"/>
+        <w:rFonts w:ascii="Calibri" w:cs="Calibri" w:eastAsia="微软雅黑" w:hAnsi="Calibri"/>
         <w:sz w:val="24"/>
         <w:szCs w:val="24"/>
-        <w:lang w:bidi="ar-SA" w:eastAsia="en-US" w:val="en-US"/>
+        <w:lang w:bidi="ar-SA" w:eastAsia="zh-CN" w:val="en-US"/>
       </w:rPr>
     </w:rPrDefault>
     <w:pPrDefault>
@@ -5925,11 +6276,17 @@
   <w:style w:styleId="BodyText" w:type="paragraph">
     <w:name w:val="Body Text"/>
     <w:basedOn w:val="Normal"/>
-    <w:link w:val="BodyTextChar"/>
+    <w:next w:val="Normal"/>
     <w:qFormat/>
     <w:pPr>
-      <w:spacing w:after="180" w:before="180"/>
+      <w:spacing w:after="140" w:before="0" w:line="300" w:lineRule="auto"/>
     </w:pPr>
+    <w:rPr>
+      <w:rFonts w:ascii="Calibri" w:cs="Calibri" w:eastAsia="微软雅黑" w:hAnsi="Calibri"/>
+      <w:color w:val="1B2A33"/>
+      <w:sz w:val="21"/>
+      <w:szCs w:val="21"/>
+    </w:rPr>
   </w:style>
   <w:style w:customStyle="1" w:styleId="FirstParagraph" w:type="paragraph">
     <w:name w:val="First Paragraph"/>
@@ -5948,37 +6305,37 @@
   <w:style w:styleId="Title" w:type="paragraph">
     <w:name w:val="Title"/>
     <w:basedOn w:val="Normal"/>
-    <w:next w:val="BodyText"/>
+    <w:next w:val="Normal"/>
     <w:qFormat/>
     <w:pPr>
       <w:keepNext/>
-      <w:keepLines/>
-      <w:spacing w:after="240" w:before="480"/>
-      <w:jc w:val="center"/>
+      <w:spacing w:after="80" w:before="0"/>
     </w:pPr>
     <w:rPr>
-      <w:rFonts w:asciiTheme="majorHAnsi" w:cstheme="majorBidi" w:eastAsiaTheme="majorEastAsia" w:hAnsiTheme="majorHAnsi"/>
+      <w:rFonts w:ascii="Calibri" w:cs="Calibri" w:eastAsia="微软雅黑" w:hAnsi="Calibri"/>
       <w:b/>
       <w:bCs/>
-      <w:color w:themeColor="accent1" w:themeShade="B5" w:val="345A8A"/>
-      <w:sz w:val="36"/>
-      <w:szCs w:val="36"/>
+      <w:color w:val="1B2A33"/>
+      <w:sz w:val="40"/>
+      <w:szCs w:val="40"/>
     </w:rPr>
   </w:style>
   <w:style w:styleId="Subtitle" w:type="paragraph">
     <w:name w:val="Subtitle"/>
-    <w:basedOn w:val="Title"/>
-    <w:next w:val="BodyText"/>
+    <w:basedOn w:val="Normal"/>
+    <w:next w:val="Normal"/>
     <w:qFormat/>
     <w:pPr>
-      <w:keepNext/>
-      <w:keepLines/>
-      <w:spacing w:after="240" w:before="240"/>
-      <w:jc w:val="center"/>
+      <w:spacing w:after="200" w:before="0"/>
+      <w:pBdr>
+        <w:bottom w:color="D3CCBB" w:space="6" w:sz="6" w:val="single"/>
+      </w:pBdr>
     </w:pPr>
     <w:rPr>
-      <w:sz w:val="30"/>
-      <w:szCs w:val="30"/>
+      <w:rFonts w:ascii="Calibri" w:cs="Calibri" w:eastAsia="微软雅黑" w:hAnsi="Calibri"/>
+      <w:color w:val="6E6A60"/>
+      <w:sz w:val="20"/>
+      <w:szCs w:val="20"/>
     </w:rPr>
   </w:style>
   <w:style w:customStyle="1" w:styleId="Author" w:type="paragraph">
@@ -5993,13 +6350,18 @@
   </w:style>
   <w:style w:styleId="Date" w:type="paragraph">
     <w:name w:val="Date"/>
-    <w:next w:val="BodyText"/>
+    <w:basedOn w:val="Normal"/>
+    <w:next w:val="Normal"/>
     <w:qFormat/>
     <w:pPr>
-      <w:keepNext/>
-      <w:keepLines/>
-      <w:jc w:val="center"/>
+      <w:spacing w:after="320" w:before="0"/>
     </w:pPr>
+    <w:rPr>
+      <w:rFonts w:ascii="Calibri" w:cs="Calibri" w:eastAsia="微软雅黑" w:hAnsi="Calibri"/>
+      <w:color w:val="6E6A60"/>
+      <w:sz w:val="18"/>
+      <w:szCs w:val="18"/>
+    </w:rPr>
   </w:style>
   <w:style w:customStyle="1" w:styleId="AbstractTitle" w:type="paragraph">
     <w:name w:val="Abstract Title"/>
@@ -6043,131 +6405,114 @@
     <w:rPr/>
   </w:style>
   <w:style w:styleId="Heading1" w:type="paragraph">
-    <w:name w:val="Heading 1"/>
+    <w:name w:val="heading 1"/>
     <w:basedOn w:val="Normal"/>
-    <w:next w:val="BodyText"/>
-    <w:uiPriority w:val="9"/>
+    <w:next w:val="Normal"/>
     <w:qFormat/>
     <w:pPr>
       <w:keepNext/>
-      <w:keepLines/>
-      <w:spacing w:after="0" w:before="480"/>
-      <w:outlineLvl w:val="0"/>
+      <w:spacing w:after="140" w:before="440"/>
+      <w:pBdr>
+        <w:bottom w:color="D3CCBB" w:space="6" w:sz="6" w:val="single"/>
+      </w:pBdr>
     </w:pPr>
     <w:rPr>
-      <w:rFonts w:asciiTheme="majorHAnsi" w:cstheme="majorBidi" w:eastAsiaTheme="majorEastAsia" w:hAnsiTheme="majorHAnsi"/>
+      <w:rFonts w:ascii="Calibri" w:cs="Calibri" w:eastAsia="微软雅黑" w:hAnsi="Calibri"/>
       <w:b/>
       <w:bCs/>
-      <w:color w:themeColor="accent1" w:val="4F81BD"/>
-      <w:sz w:val="32"/>
-      <w:szCs w:val="32"/>
+      <w:color w:val="1B2A33"/>
+      <w:sz w:val="30"/>
+      <w:szCs w:val="30"/>
     </w:rPr>
   </w:style>
   <w:style w:styleId="Heading2" w:type="paragraph">
-    <w:name w:val="Heading 2"/>
+    <w:name w:val="heading 2"/>
     <w:basedOn w:val="Normal"/>
-    <w:next w:val="BodyText"/>
-    <w:uiPriority w:val="9"/>
-    <w:unhideWhenUsed/>
+    <w:next w:val="Normal"/>
     <w:qFormat/>
     <w:pPr>
       <w:keepNext/>
-      <w:keepLines/>
-      <w:spacing w:after="0" w:before="200"/>
-      <w:outlineLvl w:val="1"/>
+      <w:spacing w:after="100" w:before="320"/>
     </w:pPr>
     <w:rPr>
-      <w:rFonts w:asciiTheme="majorHAnsi" w:cstheme="majorBidi" w:eastAsiaTheme="majorEastAsia" w:hAnsiTheme="majorHAnsi"/>
+      <w:rFonts w:ascii="Calibri" w:cs="Calibri" w:eastAsia="微软雅黑" w:hAnsi="Calibri"/>
       <w:b/>
       <w:bCs/>
-      <w:color w:themeColor="accent1" w:val="4F81BD"/>
-      <w:sz w:val="28"/>
-      <w:szCs w:val="28"/>
+      <w:color w:val="1B2A33"/>
+      <w:sz w:val="24"/>
+      <w:szCs w:val="24"/>
     </w:rPr>
   </w:style>
   <w:style w:styleId="Heading3" w:type="paragraph">
-    <w:name w:val="Heading 3"/>
+    <w:name w:val="heading 3"/>
     <w:basedOn w:val="Normal"/>
-    <w:next w:val="BodyText"/>
-    <w:uiPriority w:val="9"/>
-    <w:unhideWhenUsed/>
+    <w:next w:val="Normal"/>
     <w:qFormat/>
     <w:pPr>
       <w:keepNext/>
-      <w:keepLines/>
-      <w:spacing w:after="0" w:before="200"/>
-      <w:outlineLvl w:val="2"/>
+      <w:spacing w:after="80" w:before="260"/>
     </w:pPr>
     <w:rPr>
-      <w:rFonts w:asciiTheme="majorHAnsi" w:cstheme="majorBidi" w:eastAsiaTheme="majorEastAsia" w:hAnsiTheme="majorHAnsi"/>
+      <w:rFonts w:ascii="Calibri" w:cs="Calibri" w:eastAsia="微软雅黑" w:hAnsi="Calibri"/>
       <w:b/>
       <w:bCs/>
-      <w:color w:themeColor="accent1" w:val="4F81BD"/>
-      <w:sz w:val="24"/>
-      <w:szCs w:val="24"/>
+      <w:color w:val="333333"/>
+      <w:sz w:val="21"/>
+      <w:szCs w:val="21"/>
     </w:rPr>
   </w:style>
   <w:style w:styleId="Heading4" w:type="paragraph">
-    <w:name w:val="Heading 4"/>
+    <w:name w:val="heading 4"/>
     <w:basedOn w:val="Normal"/>
-    <w:next w:val="BodyText"/>
-    <w:uiPriority w:val="9"/>
-    <w:unhideWhenUsed/>
+    <w:next w:val="Normal"/>
     <w:qFormat/>
     <w:pPr>
       <w:keepNext/>
-      <w:keepLines/>
-      <w:spacing w:after="0" w:before="200"/>
-      <w:outlineLvl w:val="3"/>
+      <w:spacing w:after="60" w:before="220"/>
     </w:pPr>
     <w:rPr>
-      <w:rFonts w:asciiTheme="majorHAnsi" w:cstheme="majorBidi" w:eastAsiaTheme="majorEastAsia" w:hAnsiTheme="majorHAnsi"/>
+      <w:rFonts w:ascii="Calibri" w:cs="Calibri" w:eastAsia="微软雅黑" w:hAnsi="Calibri"/>
+      <w:b/>
       <w:bCs/>
-      <w:i/>
-      <w:color w:themeColor="accent1" w:val="4F81BD"/>
-      <w:sz w:val="24"/>
-      <w:szCs w:val="24"/>
+      <w:color w:val="3F3F3F"/>
+      <w:sz w:val="20"/>
+      <w:szCs w:val="20"/>
     </w:rPr>
   </w:style>
   <w:style w:styleId="Heading5" w:type="paragraph">
-    <w:name w:val="Heading 5"/>
+    <w:name w:val="heading 5"/>
     <w:basedOn w:val="Normal"/>
-    <w:next w:val="BodyText"/>
-    <w:uiPriority w:val="9"/>
-    <w:unhideWhenUsed/>
+    <w:next w:val="Normal"/>
     <w:qFormat/>
     <w:pPr>
       <w:keepNext/>
-      <w:keepLines/>
-      <w:spacing w:after="0" w:before="200"/>
-      <w:outlineLvl w:val="4"/>
+      <w:spacing w:after="60" w:before="220"/>
     </w:pPr>
     <w:rPr>
-      <w:rFonts w:asciiTheme="majorHAnsi" w:cstheme="majorBidi" w:eastAsiaTheme="majorEastAsia" w:hAnsiTheme="majorHAnsi"/>
-      <w:iCs/>
-      <w:color w:themeColor="accent1" w:val="4F81BD"/>
-      <w:sz w:val="24"/>
-      <w:szCs w:val="24"/>
+      <w:rFonts w:ascii="Calibri" w:cs="Calibri" w:eastAsia="微软雅黑" w:hAnsi="Calibri"/>
+      <w:b/>
+      <w:bCs/>
+      <w:color w:val="3F3F3F"/>
+      <w:sz w:val="20"/>
+      <w:szCs w:val="20"/>
     </w:rPr>
   </w:style>
   <w:style w:styleId="Heading6" w:type="paragraph">
-    <w:name w:val="Heading 6"/>
+    <w:name w:val="heading 6"/>
     <w:basedOn w:val="Normal"/>
-    <w:next w:val="BodyText"/>
-    <w:uiPriority w:val="9"/>
-    <w:unhideWhenUsed/>
+    <w:next w:val="Normal"/>
     <w:qFormat/>
     <w:pPr>
       <w:keepNext/>
-      <w:keepLines/>
-      <w:spacing w:after="0" w:before="200"/>
-      <w:outlineLvl w:val="5"/>
+      <w:spacing w:after="60" w:before="220"/>
     </w:pPr>
     <w:rPr>
-      <w:rFonts w:asciiTheme="majorHAnsi" w:cstheme="majorBidi" w:eastAsiaTheme="majorEastAsia" w:hAnsiTheme="majorHAnsi"/>
-      <w:color w:themeColor="accent1" w:val="4F81BD"/>
-      <w:sz w:val="24"/>
-      <w:szCs w:val="24"/>
+      <w:rFonts w:ascii="Calibri" w:cs="Calibri" w:eastAsia="微软雅黑" w:hAnsi="Calibri"/>
+      <w:b/>
+      <w:bCs/>
+      <w:color w:val="3F3F3F"/>
+      <w:sz w:val="20"/>
+      <w:szCs w:val="20"/>
     </w:rPr>
   </w:style>
   <w:style w:styleId="Heading7" w:type="paragraph">
@@ -6232,15 +6577,22 @@
   </w:style>
   <w:style w:styleId="BlockText" w:type="paragraph">
     <w:name w:val="Block Text"/>
-    <w:basedOn w:val="BodyText"/>
-    <w:next w:val="BodyText"/>
-    <w:uiPriority w:val="9"/>
-    <w:unhideWhenUsed/>
+    <w:basedOn w:val="Normal"/>
     <w:qFormat/>
     <w:pPr>
-      <w:spacing w:after="100" w:before="100"/>
-      <w:ind w:firstLine="0" w:left="480" w:right="480"/>
+      <w:spacing w:after="140" w:before="120" w:line="290" w:lineRule="auto"/>
+      <w:pBdr>
+        <w:left w:color="9CC6BE" w:space="10" w:sz="18" w:val="single"/>
+      </w:pBdr>
+      <w:ind w:left="240" w:right="160"/>
+      <w:shd w:color="auto" w:fill="F7F4EC" w:val="clear"/>
     </w:pPr>
+    <w:rPr>
+      <w:rFonts w:ascii="Calibri" w:cs="Calibri" w:eastAsia="微软雅黑" w:hAnsi="Calibri"/>
+      <w:color w:val="333333"/>
+      <w:sz w:val="21"/>
+      <w:szCs w:val="21"/>
+    </w:rPr>
   </w:style>
   <w:style w:styleId="FootnoteText" w:type="paragraph">
     <w:name w:val="Footnote Text"/>
@@ -6316,14 +6668,20 @@
     <w:basedOn w:val="Normal"/>
   </w:style>
   <w:style w:styleId="Caption" w:type="paragraph">
-    <w:name w:val="Caption"/>
+    <w:name w:val="caption"/>
     <w:basedOn w:val="Normal"/>
-    <w:link w:val="BodyTextChar"/>
+    <w:next w:val="Normal"/>
+    <w:qFormat/>
     <w:pPr>
-      <w:spacing w:after="120" w:before="0"/>
+      <w:spacing w:after="200" w:before="60"/>
     </w:pPr>
     <w:rPr>
+      <w:rFonts w:ascii="Calibri" w:cs="Calibri" w:eastAsia="微软雅黑" w:hAnsi="Calibri"/>
       <w:i/>
+      <w:iCs/>
+      <w:color w:val="6E6A60"/>
+      <w:sz w:val="18"/>
+      <w:szCs w:val="18"/>
     </w:rPr>
   </w:style>
   <w:style w:customStyle="1" w:styleId="TableCaption" w:type="paragraph">
@@ -6397,98 +6755,242 @@
       <w:color w:themeColor="accent1" w:themeShade="BF" w:val="365F91"/>
     </w:rPr>
   </w:style>
-  <w:style w:type="paragraph" w:customStyle="1" w:styleId="SourceCode">
+  <w:style w:styleId="Author" w:type="paragraph">
+    <w:name w:val="Author"/>
+    <w:basedOn w:val="Normal"/>
+    <w:next w:val="Normal"/>
+    <w:qFormat/>
+    <w:pPr>
+      <w:spacing w:after="60" w:before="0"/>
+    </w:pPr>
+    <w:rPr>
+      <w:rFonts w:ascii="Calibri" w:cs="Calibri" w:eastAsia="微软雅黑" w:hAnsi="Calibri"/>
+      <w:color w:val="6E6A60"/>
+      <w:sz w:val="18"/>
+      <w:szCs w:val="18"/>
+    </w:rPr>
+  </w:style>
+  <w:style w:styleId="FirstParagraph" w:type="paragraph">
+    <w:name w:val="First Paragraph"/>
+    <w:basedOn w:val="Normal"/>
+    <w:next w:val="Normal"/>
+    <w:qFormat/>
+    <w:pPr>
+      <w:spacing w:after="140" w:before="0" w:line="300" w:lineRule="auto"/>
+    </w:pPr>
+    <w:rPr>
+      <w:rFonts w:ascii="Calibri" w:cs="Calibri" w:eastAsia="微软雅黑" w:hAnsi="Calibri"/>
+      <w:color w:val="1B2A33"/>
+      <w:sz w:val="21"/>
+      <w:szCs w:val="21"/>
+    </w:rPr>
+  </w:style>
+  <w:style w:styleId="Compact" w:type="paragraph">
+    <w:name w:val="Compact"/>
+    <w:basedOn w:val="Normal"/>
+    <w:next w:val="Normal"/>
+    <w:qFormat/>
+    <w:pPr>
+      <w:spacing w:after="20" w:before="0" w:line="290" w:lineRule="auto"/>
+    </w:pPr>
+    <w:rPr>
+      <w:rFonts w:ascii="Calibri" w:cs="Calibri" w:eastAsia="微软雅黑" w:hAnsi="Calibri"/>
+      <w:color w:val="1B2A33"/>
+      <w:sz w:val="21"/>
+      <w:szCs w:val="21"/>
+    </w:rPr>
+  </w:style>
+  <w:style w:styleId="Caption" w:type="paragraph">
+    <w:name w:val="caption"/>
+    <w:basedOn w:val="Normal"/>
+    <w:next w:val="Normal"/>
+    <w:qFormat/>
+    <w:pPr>
+      <w:spacing w:after="200" w:before="60"/>
+    </w:pPr>
+    <w:rPr>
+      <w:rFonts w:ascii="Calibri" w:cs="Calibri" w:eastAsia="微软雅黑" w:hAnsi="Calibri"/>
+      <w:i/>
+      <w:iCs/>
+      <w:color w:val="6E6A60"/>
+      <w:sz w:val="18"/>
+      <w:szCs w:val="18"/>
+    </w:rPr>
+  </w:style>
+  <w:style w:styleId="Caption" w:type="paragraph">
+    <w:name w:val="caption"/>
+    <w:basedOn w:val="Normal"/>
+    <w:next w:val="Normal"/>
+    <w:qFormat/>
+    <w:pPr>
+      <w:spacing w:after="200" w:before="60"/>
+    </w:pPr>
+    <w:rPr>
+      <w:rFonts w:ascii="Calibri" w:cs="Calibri" w:eastAsia="微软雅黑" w:hAnsi="Calibri"/>
+      <w:i/>
+      <w:iCs/>
+      <w:color w:val="6E6A60"/>
+      <w:sz w:val="18"/>
+      <w:szCs w:val="18"/>
+    </w:rPr>
+  </w:style>
+  <w:style w:styleId="SourceCode" w:type="paragraph">
     <w:name w:val="Source Code"/>
     <w:basedOn w:val="Normal"/>
-    <w:link w:val="VerbatimChar"/>
+    <w:qFormat/>
     <w:pPr>
-      <w:wordWrap w:val="off"/>
+      <w:spacing w:after="80" w:before="80" w:line="260" w:lineRule="auto"/>
+      <w:shd w:color="auto" w:fill="F7F4EC" w:val="clear"/>
+      <w:pBdr>
+        <w:left w:color="9CC6BE" w:space="8" w:sz="18" w:val="single"/>
+      </w:pBdr>
+      <w:ind w:left="120" w:right="120"/>
     </w:pPr>
+    <w:rPr>
+      <w:rFonts w:ascii="Consolas" w:cs="Consolas" w:eastAsia="Consolas" w:hAnsi="Consolas"/>
+      <w:color w:val="242424"/>
+      <w:sz w:val="18"/>
+      <w:szCs w:val="18"/>
+    </w:rPr>
+  </w:style>
+  <w:style w:styleId="VerbatimChar" w:type="character">
+    <w:name w:val="Verbatim Char"/>
+    <w:basedOn w:val="DefaultParagraphFont"/>
+    <w:rPr>
+      <w:rFonts w:ascii="Consolas" w:cs="Consolas" w:eastAsia="Consolas" w:hAnsi="Consolas"/>
+      <w:color w:val="242424"/>
+      <w:sz w:val="19"/>
+      <w:szCs w:val="19"/>
+    </w:rPr>
+  </w:style>
+  <w:style w:styleId="Table" w:type="table">
+    <w:name w:val="Table"/>
+    <w:qFormat/>
+    <w:tblPr>
+      <w:tblBorders>
+        <w:top w:color="D3CCBB" w:sz="8" w:val="single"/>
+        <w:bottom w:color="D3CCBB" w:sz="8" w:val="single"/>
+        <w:insideH w:color="E7E2D6" w:sz="4" w:val="single"/>
+        <w:left w:sz="0" w:val="none"/>
+        <w:right w:sz="0" w:val="none"/>
+        <w:insideV w:sz="0" w:val="none"/>
+      </w:tblBorders>
+      <w:tblCellMar>
+        <w:top w:type="dxa" w:w="90"/>
+        <w:bottom w:type="dxa" w:w="90"/>
+        <w:left w:type="dxa" w:w="120"/>
+        <w:right w:type="dxa" w:w="120"/>
+      </w:tblCellMar>
+    </w:tblPr>
+    <w:tblStylePr w:type="firstRow">
+      <w:rPr>
+        <w:rFonts w:ascii="Calibri" w:cs="Calibri" w:eastAsia="微软雅黑" w:hAnsi="Calibri"/>
+        <w:b/>
+        <w:bCs/>
+        <w:color w:val="1B2A33"/>
+        <w:sz w:val="19"/>
+        <w:szCs w:val="19"/>
+      </w:rPr>
+      <w:tcPr>
+        <w:shd w:color="auto" w:fill="F2EEE3" w:val="clear"/>
+      </w:tcPr>
+    </w:tblStylePr>
   </w:style>
   <w:style w:type="character" w:customStyle="1" w:styleId="KeywordTok">
     <w:name w:val="KeywordTok"/>
     <w:basedOn w:val="VerbatimChar"/>
     <w:rPr>
       <w:b/>
-      <w:color w:val="007020"/>
+      <w:color w:val="204a87"/>
+      <w:shd w:val="clear" w:fill="f8f8f8"/>
     </w:rPr>
   </w:style>
   <w:style w:type="character" w:customStyle="1" w:styleId="DataTypeTok">
     <w:name w:val="DataTypeTok"/>
     <w:basedOn w:val="VerbatimChar"/>
     <w:rPr>
-      <w:color w:val="902000"/>
+      <w:color w:val="204a87"/>
+      <w:shd w:val="clear" w:fill="f8f8f8"/>
     </w:rPr>
   </w:style>
   <w:style w:type="character" w:customStyle="1" w:styleId="DecValTok">
     <w:name w:val="DecValTok"/>
     <w:basedOn w:val="VerbatimChar"/>
     <w:rPr>
-      <w:color w:val="40a070"/>
+      <w:color w:val="0000cf"/>
+      <w:shd w:val="clear" w:fill="f8f8f8"/>
     </w:rPr>
   </w:style>
   <w:style w:type="character" w:customStyle="1" w:styleId="BaseNTok">
     <w:name w:val="BaseNTok"/>
     <w:basedOn w:val="VerbatimChar"/>
     <w:rPr>
-      <w:color w:val="40a070"/>
+      <w:color w:val="0000cf"/>
+      <w:shd w:val="clear" w:fill="f8f8f8"/>
     </w:rPr>
   </w:style>
   <w:style w:type="character" w:customStyle="1" w:styleId="FloatTok">
     <w:name w:val="FloatTok"/>
     <w:basedOn w:val="VerbatimChar"/>
     <w:rPr>
-      <w:color w:val="40a070"/>
+      <w:color w:val="0000cf"/>
+      <w:shd w:val="clear" w:fill="f8f8f8"/>
     </w:rPr>
   </w:style>
   <w:style w:type="character" w:customStyle="1" w:styleId="ConstantTok">
     <w:name w:val="ConstantTok"/>
     <w:basedOn w:val="VerbatimChar"/>
     <w:rPr>
-      <w:color w:val="880000"/>
+      <w:color w:val="8f5902"/>
+      <w:shd w:val="clear" w:fill="f8f8f8"/>
     </w:rPr>
   </w:style>
   <w:style w:type="character" w:customStyle="1" w:styleId="CharTok">
     <w:name w:val="CharTok"/>
     <w:basedOn w:val="VerbatimChar"/>
     <w:rPr>
-      <w:color w:val="4070a0"/>
+      <w:color w:val="4e9a06"/>
+      <w:shd w:val="clear" w:fill="f8f8f8"/>
     </w:rPr>
   </w:style>
   <w:style w:type="character" w:customStyle="1" w:styleId="SpecialCharTok">
     <w:name w:val="SpecialCharTok"/>
     <w:basedOn w:val="VerbatimChar"/>
     <w:rPr>
-      <w:color w:val="4070a0"/>
+      <w:b/>
+      <w:color w:val="ce5c00"/>
+      <w:shd w:val="clear" w:fill="f8f8f8"/>
     </w:rPr>
   </w:style>
   <w:style w:type="character" w:customStyle="1" w:styleId="StringTok">
     <w:name w:val="StringTok"/>
     <w:basedOn w:val="VerbatimChar"/>
     <w:rPr>
-      <w:color w:val="4070a0"/>
+      <w:color w:val="4e9a06"/>
+      <w:shd w:val="clear" w:fill="f8f8f8"/>
     </w:rPr>
   </w:style>
   <w:style w:type="character" w:customStyle="1" w:styleId="VerbatimStringTok">
     <w:name w:val="VerbatimStringTok"/>
     <w:basedOn w:val="VerbatimChar"/>
     <w:rPr>
-      <w:color w:val="4070a0"/>
+      <w:color w:val="4e9a06"/>
+      <w:shd w:val="clear" w:fill="f8f8f8"/>
     </w:rPr>
   </w:style>
   <w:style w:type="character" w:customStyle="1" w:styleId="SpecialStringTok">
     <w:name w:val="SpecialStringTok"/>
     <w:basedOn w:val="VerbatimChar"/>
     <w:rPr>
-      <w:color w:val="bb6688"/>
+      <w:color w:val="4e9a06"/>
+      <w:shd w:val="clear" w:fill="f8f8f8"/>
     </w:rPr>
   </w:style>
   <w:style w:type="character" w:customStyle="1" w:styleId="ImportTok">
     <w:name w:val="ImportTok"/>
     <w:basedOn w:val="VerbatimChar"/>
     <w:rPr>
-      <w:b/>
-      <w:color w:val="008000"/>
+      <w:shd w:val="clear" w:fill="f8f8f8"/>
     </w:rPr>
   </w:style>
   <w:style w:type="character" w:customStyle="1" w:styleId="CommentTok">
@@ -6496,15 +6998,18 @@
     <w:basedOn w:val="VerbatimChar"/>
     <w:rPr>
       <w:i/>
-      <w:color w:val="60a0b0"/>
+      <w:color w:val="8f5902"/>
+      <w:shd w:val="clear" w:fill="f8f8f8"/>
     </w:rPr>
   </w:style>
   <w:style w:type="character" w:customStyle="1" w:styleId="DocumentationTok">
     <w:name w:val="DocumentationTok"/>
     <w:basedOn w:val="VerbatimChar"/>
     <w:rPr>
+      <w:b/>
       <w:i/>
-      <w:color w:val="ba2121"/>
+      <w:color w:val="8f5902"/>
+      <w:shd w:val="clear" w:fill="f8f8f8"/>
     </w:rPr>
   </w:style>
   <w:style w:type="character" w:customStyle="1" w:styleId="AnnotationTok">
@@ -6513,7 +7018,8 @@
     <w:rPr>
       <w:b/>
       <w:i/>
-      <w:color w:val="60a0b0"/>
+      <w:color w:val="8f5902"/>
+      <w:shd w:val="clear" w:fill="f8f8f8"/>
     </w:rPr>
   </w:style>
   <w:style w:type="character" w:customStyle="1" w:styleId="CommentVarTok">
@@ -6522,28 +7028,33 @@
     <w:rPr>
       <w:b/>
       <w:i/>
-      <w:color w:val="60a0b0"/>
+      <w:color w:val="8f5902"/>
+      <w:shd w:val="clear" w:fill="f8f8f8"/>
     </w:rPr>
   </w:style>
   <w:style w:type="character" w:customStyle="1" w:styleId="OtherTok">
     <w:name w:val="OtherTok"/>
     <w:basedOn w:val="VerbatimChar"/>
     <w:rPr>
-      <w:color w:val="007020"/>
+      <w:color w:val="8f5902"/>
+      <w:shd w:val="clear" w:fill="f8f8f8"/>
     </w:rPr>
   </w:style>
   <w:style w:type="character" w:customStyle="1" w:styleId="FunctionTok">
     <w:name w:val="FunctionTok"/>
     <w:basedOn w:val="VerbatimChar"/>
     <w:rPr>
-      <w:color w:val="06287e"/>
+      <w:b/>
+      <w:color w:val="204a87"/>
+      <w:shd w:val="clear" w:fill="f8f8f8"/>
     </w:rPr>
   </w:style>
   <w:style w:type="character" w:customStyle="1" w:styleId="VariableTok">
     <w:name w:val="VariableTok"/>
     <w:basedOn w:val="VerbatimChar"/>
     <w:rPr>
-      <w:color w:val="19177c"/>
+      <w:color w:val="000000"/>
+      <w:shd w:val="clear" w:fill="f8f8f8"/>
     </w:rPr>
   </w:style>
   <w:style w:type="character" w:customStyle="1" w:styleId="ControlFlowTok">
@@ -6551,46 +7062,56 @@
     <w:basedOn w:val="VerbatimChar"/>
     <w:rPr>
       <w:b/>
-      <w:color w:val="007020"/>
+      <w:color w:val="204a87"/>
+      <w:shd w:val="clear" w:fill="f8f8f8"/>
     </w:rPr>
   </w:style>
   <w:style w:type="character" w:customStyle="1" w:styleId="OperatorTok">
     <w:name w:val="OperatorTok"/>
     <w:basedOn w:val="VerbatimChar"/>
     <w:rPr>
-      <w:color w:val="666666"/>
+      <w:b/>
+      <w:color w:val="ce5c00"/>
+      <w:shd w:val="clear" w:fill="f8f8f8"/>
     </w:rPr>
   </w:style>
   <w:style w:type="character" w:customStyle="1" w:styleId="BuiltInTok">
     <w:name w:val="BuiltInTok"/>
     <w:basedOn w:val="VerbatimChar"/>
     <w:rPr>
-      <w:color w:val="008000"/>
+      <w:shd w:val="clear" w:fill="f8f8f8"/>
     </w:rPr>
   </w:style>
   <w:style w:type="character" w:customStyle="1" w:styleId="ExtensionTok">
     <w:name w:val="ExtensionTok"/>
     <w:basedOn w:val="VerbatimChar"/>
-    <w:rPr/>
+    <w:rPr>
+      <w:shd w:val="clear" w:fill="f8f8f8"/>
+    </w:rPr>
   </w:style>
   <w:style w:type="character" w:customStyle="1" w:styleId="PreprocessorTok">
     <w:name w:val="PreprocessorTok"/>
     <w:basedOn w:val="VerbatimChar"/>
     <w:rPr>
-      <w:color w:val="bc7a00"/>
+      <w:i/>
+      <w:color w:val="8f5902"/>
+      <w:shd w:val="clear" w:fill="f8f8f8"/>
     </w:rPr>
   </w:style>
   <w:style w:type="character" w:customStyle="1" w:styleId="AttributeTok">
     <w:name w:val="AttributeTok"/>
     <w:basedOn w:val="VerbatimChar"/>
     <w:rPr>
-      <w:color w:val="7d9029"/>
+      <w:color w:val="204a87"/>
+      <w:shd w:val="clear" w:fill="f8f8f8"/>
     </w:rPr>
   </w:style>
   <w:style w:type="character" w:customStyle="1" w:styleId="RegionMarkerTok">
     <w:name w:val="RegionMarkerTok"/>
     <w:basedOn w:val="VerbatimChar"/>
-    <w:rPr/>
+    <w:rPr>
+      <w:shd w:val="clear" w:fill="f8f8f8"/>
+    </w:rPr>
   </w:style>
   <w:style w:type="character" w:customStyle="1" w:styleId="InformationTok">
     <w:name w:val="InformationTok"/>
@@ -6598,7 +7119,8 @@
     <w:rPr>
       <w:b/>
       <w:i/>
-      <w:color w:val="60a0b0"/>
+      <w:color w:val="8f5902"/>
+      <w:shd w:val="clear" w:fill="f8f8f8"/>
     </w:rPr>
   </w:style>
   <w:style w:type="character" w:customStyle="1" w:styleId="WarningTok">
@@ -6607,15 +7129,16 @@
     <w:rPr>
       <w:b/>
       <w:i/>
-      <w:color w:val="60a0b0"/>
+      <w:color w:val="8f5902"/>
+      <w:shd w:val="clear" w:fill="f8f8f8"/>
     </w:rPr>
   </w:style>
   <w:style w:type="character" w:customStyle="1" w:styleId="AlertTok">
     <w:name w:val="AlertTok"/>
     <w:basedOn w:val="VerbatimChar"/>
     <w:rPr>
-      <w:b/>
-      <w:color w:val="ff0000"/>
+      <w:color w:val="ef2929"/>
+      <w:shd w:val="clear" w:fill="f8f8f8"/>
     </w:rPr>
   </w:style>
   <w:style w:type="character" w:customStyle="1" w:styleId="ErrorTok">
@@ -6623,13 +7146,16 @@
     <w:basedOn w:val="VerbatimChar"/>
     <w:rPr>
       <w:b/>
-      <w:color w:val="ff0000"/>
+      <w:color w:val="a40000"/>
+      <w:shd w:val="clear" w:fill="f8f8f8"/>
     </w:rPr>
   </w:style>
   <w:style w:type="character" w:customStyle="1" w:styleId="NormalTok">
     <w:name w:val="NormalTok"/>
     <w:basedOn w:val="VerbatimChar"/>
-    <w:rPr/>
+    <w:rPr>
+      <w:shd w:val="clear" w:fill="f8f8f8"/>
+    </w:rPr>
   </w:style>
 </w:styles>
 </file>

--- a/documents/files/reproduction.docx
+++ b/documents/files/reproduction.docx
@@ -23,7 +23,7 @@
         <w:pStyle w:val="Date"/>
       </w:pPr>
       <w:r>
-        <w:t xml:space="preserve">2026-10-19</w:t>
+        <w:t xml:space="preserve">2026-10-20</w:t>
       </w:r>
     </w:p>
     <w:p>

--- a/documents/files/reproduction.docx
+++ b/documents/files/reproduction.docx
@@ -23,7 +23,7 @@
         <w:pStyle w:val="Date"/>
       </w:pPr>
       <w:r>
-        <w:t xml:space="preserve">2026-10-20</w:t>
+        <w:t xml:space="preserve">2026-10-23</w:t>
       </w:r>
     </w:p>
     <w:p>
@@ -3334,16 +3334,52 @@
         <w:t xml:space="preserve">[9,16,25,36,49,121]</w:t>
       </w:r>
       <w:r>
-        <w:t xml:space="preserve">。实际训练耗时约 28.1 分钟，最佳 epoch 为 15。完整汇总见</w:t>
-      </w:r>
-      <w:r>
-        <w:t xml:space="preserve"> </w:t>
+        <w:t xml:space="preserve">。实际训练耗时约 28.1 分钟，最佳 epoch 为 15。现行最好结果（</w:t>
       </w:r>
       <w:r>
         <w:rPr>
           <w:rStyle w:val="VerbatimChar"/>
         </w:rPr>
+        <w:t xml:space="preserve">a3_b10_p200k_e60</w:t>
+      </w:r>
+      <w:r>
+        <w:t xml:space="preserve">，L=121 F1_w 0.8241）见</w:t>
+      </w:r>
+      <w:r>
+        <w:t xml:space="preserve"> </w:t>
+      </w:r>
+      <w:r>
+        <w:rPr>
+          <w:rStyle w:val="VerbatimChar"/>
+        </w:rPr>
+        <w:t xml:space="preserve">AGENTS.md</w:t>
+      </w:r>
+      <w:r>
+        <w:t xml:space="preserve"> </w:t>
+      </w:r>
+      <w:r>
+        <w:t xml:space="preserve">§2.1；</w:t>
+      </w:r>
+      <w:r>
+        <w:rPr>
+          <w:rStyle w:val="VerbatimChar"/>
+        </w:rPr>
         <w:t xml:space="preserve">out/summary.md</w:t>
+      </w:r>
+      <w:r>
+        <w:t xml:space="preserve"> </w:t>
+      </w:r>
+      <w:r>
+        <w:t xml:space="preserve">已归档到</w:t>
+      </w:r>
+      <w:r>
+        <w:t xml:space="preserve"> </w:t>
+      </w:r>
+      <w:r>
+        <w:rPr>
+          <w:rStyle w:val="VerbatimChar"/>
+        </w:rPr>
+        <w:t xml:space="preserve">achieve/assets/2026-10-20/</w:t>
       </w:r>
       <w:r>
         <w:t xml:space="preserve">。</w:t>
